--- a/.docs/REGULAMENTO DO CONCURSO CULTURAL.docx
+++ b/.docs/REGULAMENTO DO CONCURSO CULTURAL.docx
@@ -335,55 +335,26 @@
           <w:szCs w:val="21"/>
           <w:rtl w:val="0"/>
         </w:rPr>
-        <w:t xml:space="preserve"> 2.3. Estão impedidos de participar:</w:t>
-      </w:r>
-    </w:p>
-    <w:p>
-      <w:pPr>
-        <w:numPr>
-          <w:ilvl w:val="0"/>
-          <w:numId w:val="4"/>
-        </w:numPr>
+        <w:t xml:space="preserve">2.3. Não poderão participar deste Concurso Cultural os funcionários, colaboradores, prestadores de serviços e demais pessoas vinculadas ao Grupo Boticário.</w:t>
+      </w:r>
+    </w:p>
+    <w:p>
+      <w:pPr>
         <w:shd w:fill="ffffff" w:val="clear"/>
         <w:spacing w:after="0" w:afterAutospacing="0" w:before="120" w:lineRule="auto"/>
-        <w:ind w:left="720" w:hanging="360"/>
-        <w:rPr>
-          <w:rFonts w:ascii="Barlow" w:cs="Barlow" w:eastAsia="Barlow" w:hAnsi="Barlow"/>
-        </w:rPr>
-      </w:pPr>
-      <w:r>
-        <w:rPr>
-          <w:rFonts w:ascii="Barlow" w:cs="Barlow" w:eastAsia="Barlow" w:hAnsi="Barlow"/>
-          <w:color w:val="303030"/>
-          <w:sz w:val="21"/>
-          <w:szCs w:val="21"/>
-          <w:rtl w:val="0"/>
-        </w:rPr>
-        <w:t xml:space="preserve">Colaboradores ativos da Fundação Grupo Boticário e de outras unidades do Grupo Boticário;</w:t>
-      </w:r>
-    </w:p>
-    <w:p>
-      <w:pPr>
-        <w:numPr>
-          <w:ilvl w:val="0"/>
-          <w:numId w:val="4"/>
-        </w:numPr>
-        <w:shd w:fill="ffffff" w:val="clear"/>
-        <w:spacing w:after="120" w:before="0" w:beforeAutospacing="0" w:lineRule="auto"/>
-        <w:ind w:left="720" w:hanging="360"/>
-        <w:rPr>
-          <w:rFonts w:ascii="Barlow" w:cs="Barlow" w:eastAsia="Barlow" w:hAnsi="Barlow"/>
-        </w:rPr>
-      </w:pPr>
-      <w:r>
-        <w:rPr>
-          <w:rFonts w:ascii="Barlow" w:cs="Barlow" w:eastAsia="Barlow" w:hAnsi="Barlow"/>
-          <w:color w:val="303030"/>
-          <w:sz w:val="21"/>
-          <w:szCs w:val="21"/>
-          <w:rtl w:val="0"/>
-        </w:rPr>
-        <w:t xml:space="preserve">Membros da equipe organizadora da Ação e seus familiares colaboradores da Fundação Grupo Boticário e Grupo Boticário.</w:t>
+        <w:rPr>
+          <w:rFonts w:ascii="Barlow" w:cs="Barlow" w:eastAsia="Barlow" w:hAnsi="Barlow"/>
+        </w:rPr>
+      </w:pPr>
+      <w:r>
+        <w:rPr>
+          <w:rFonts w:ascii="Barlow" w:cs="Barlow" w:eastAsia="Barlow" w:hAnsi="Barlow"/>
+          <w:color w:val="303030"/>
+          <w:sz w:val="21"/>
+          <w:szCs w:val="21"/>
+          <w:rtl w:val="0"/>
+        </w:rPr>
+        <w:t xml:space="preserve">2.4. Também estão impedidos de participar os membros da equipe organizadora da Ação e seus familiares colaboradores da Fundação Grupo Boticário e Grupo Boticário.</w:t>
       </w:r>
     </w:p>
     <w:p>
@@ -406,7 +377,7 @@
           <w:szCs w:val="21"/>
           <w:rtl w:val="0"/>
         </w:rPr>
-        <w:t xml:space="preserve">2.3. A participação é voluntária, não envolve qualquer tipo de remuneração e poderá ser reconhecida por meio de experiências, vivências ou brindes simbólicos, conforme critérios definidos pela Fundação.</w:t>
+        <w:t xml:space="preserve">2.5. A participação é voluntária, não envolve qualquer tipo de remuneração e poderá ser reconhecida por meio de experiências, vivências ou brindes simbólicos, conforme critérios definidos pela Fundação.</w:t>
       </w:r>
     </w:p>
     <w:p>
